--- a/pr-preview/pr-296/index-tracked-changes.docx
+++ b/pr-preview/pr-296/index-tracked-changes.docx
@@ -16,7 +16,7 @@
       </w:pPr>
       <w:del w:id="1" w:author="PR Preview" w:date="2026-01-01T00:00:00Z">
         <w:r>
-          <w:delText xml:space="preserve">Last modified: 2026-10-19 00:38:42 (PDT)</w:delText>
+          <w:delText xml:space="preserve">Last modified: 2026-10-20 10:34:33 (PDT)</w:delText>
         </w:r>
       </w:del>
     </w:p>
@@ -26,7 +26,7 @@
       </w:pPr>
       <w:ins w:id="2" w:author="PR Preview" w:date="2026-01-01T00:00:00Z">
         <w:r>
-          <w:t xml:space="preserve">Last modified: 2026-10-19 00:51:29 (PDT)</w:t>
+          <w:t xml:space="preserve">Last modified: 2026-10-21 12:10:11 (PDT)</w:t>
         </w:r>
       </w:ins>
     </w:p>
@@ -242,7 +242,7 @@
       </w:pPr>
       <w:ins w:id="17" w:author="PR Preview" w:date="2026-01-01T00:00:00Z">
         <w:r>
-          <w:t xml:space="preserve">The chapters are original.</w:t>
+          <w:t xml:space="preserve">The site’s CI tooling was copied from the</w:t>
         </w:r>
       </w:ins>
       <w:ins w:id="18" w:author="PR Preview" w:date="2026-01-01T00:00:00Z">
@@ -250,18 +250,8 @@
           <w:t xml:space="preserve"> </w:t>
         </w:r>
       </w:ins>
-      <w:ins w:id="19" w:author="PR Preview" w:date="2026-01-01T00:00:00Z">
-        <w:r>
-          <w:t xml:space="preserve">The site’s build and CI tooling was copied from the</w:t>
-        </w:r>
-      </w:ins>
-      <w:ins w:id="20" w:author="PR Preview" w:date="2026-01-01T00:00:00Z">
-        <w:r>
-          <w:t xml:space="preserve"> </w:t>
-        </w:r>
-      </w:ins>
       <w:hyperlink r:id="rId11">
-        <w:ins w:id="21" w:author="PR Preview" w:date="2026-01-01T00:00:00Z">
+        <w:ins w:id="19" w:author="PR Preview" w:date="2026-01-01T00:00:00Z">
           <w:r>
             <w:rPr>
               <w:rStyle w:val="Hyperlink"/>
@@ -270,9 +260,19 @@
           </w:r>
         </w:ins>
       </w:hyperlink>
+      <w:ins w:id="20" w:author="PR Preview" w:date="2026-01-01T00:00:00Z">
+        <w:r>
+          <w:t xml:space="preserve">,</w:t>
+        </w:r>
+      </w:ins>
+      <w:ins w:id="21" w:author="PR Preview" w:date="2026-01-01T00:00:00Z">
+        <w:r>
+          <w:t xml:space="preserve"> </w:t>
+        </w:r>
+      </w:ins>
       <w:ins w:id="22" w:author="PR Preview" w:date="2026-01-01T00:00:00Z">
         <w:r>
-          <w:t xml:space="preserve">,</w:t>
+          <w:t xml:space="preserve">a fork of the</w:t>
         </w:r>
       </w:ins>
       <w:ins w:id="23" w:author="PR Preview" w:date="2026-01-01T00:00:00Z">
@@ -280,18 +280,8 @@
           <w:t xml:space="preserve"> </w:t>
         </w:r>
       </w:ins>
-      <w:ins w:id="24" w:author="PR Preview" w:date="2026-01-01T00:00:00Z">
-        <w:r>
-          <w:t xml:space="preserve">which is a fork of the</w:t>
-        </w:r>
-      </w:ins>
-      <w:ins w:id="25" w:author="PR Preview" w:date="2026-01-01T00:00:00Z">
-        <w:r>
-          <w:t xml:space="preserve"> </w:t>
-        </w:r>
-      </w:ins>
       <w:hyperlink r:id="rId12">
-        <w:ins w:id="26" w:author="PR Preview" w:date="2026-01-01T00:00:00Z">
+        <w:ins w:id="24" w:author="PR Preview" w:date="2026-01-01T00:00:00Z">
           <w:r>
             <w:rPr>
               <w:rStyle w:val="Hyperlink"/>
@@ -300,9 +290,19 @@
           </w:r>
         </w:ins>
       </w:hyperlink>
+      <w:ins w:id="25" w:author="PR Preview" w:date="2026-01-01T00:00:00Z">
+        <w:r>
+          <w:t xml:space="preserve">.</w:t>
+        </w:r>
+      </w:ins>
+      <w:ins w:id="26" w:author="PR Preview" w:date="2026-01-01T00:00:00Z">
+        <w:r>
+          <w:t xml:space="preserve"> </w:t>
+        </w:r>
+      </w:ins>
       <w:ins w:id="27" w:author="PR Preview" w:date="2026-01-01T00:00:00Z">
         <w:r>
-          <w:t xml:space="preserve">.</w:t>
+          <w:t xml:space="preserve">The site is built from the</w:t>
         </w:r>
       </w:ins>
       <w:ins w:id="28" w:author="PR Preview" w:date="2026-01-01T00:00:00Z">
@@ -310,18 +310,8 @@
           <w:t xml:space="preserve"> </w:t>
         </w:r>
       </w:ins>
-      <w:ins w:id="29" w:author="PR Preview" w:date="2026-01-01T00:00:00Z">
-        <w:r>
-          <w:t xml:space="preserve">See also the</w:t>
-        </w:r>
-      </w:ins>
-      <w:ins w:id="30" w:author="PR Preview" w:date="2026-01-01T00:00:00Z">
-        <w:r>
-          <w:t xml:space="preserve"> </w:t>
-        </w:r>
-      </w:ins>
       <w:hyperlink r:id="rId13">
-        <w:ins w:id="31" w:author="PR Preview" w:date="2026-01-01T00:00:00Z">
+        <w:ins w:id="29" w:author="PR Preview" w:date="2026-01-01T00:00:00Z">
           <w:r>
             <w:rPr>
               <w:rStyle w:val="Hyperlink"/>
@@ -330,12 +320,12 @@
           </w:r>
         </w:ins>
       </w:hyperlink>
-      <w:ins w:id="32" w:author="PR Preview" w:date="2026-01-01T00:00:00Z">
+      <w:ins w:id="30" w:author="PR Preview" w:date="2026-01-01T00:00:00Z">
         <w:r>
           <w:t xml:space="preserve"> </w:t>
         </w:r>
       </w:ins>
-      <w:ins w:id="33" w:author="PR Preview" w:date="2026-01-01T00:00:00Z">
+      <w:ins w:id="31" w:author="PR Preview" w:date="2026-01-01T00:00:00Z">
         <w:r>
           <w:t xml:space="preserve">website template.</w:t>
         </w:r>

--- a/pr-preview/pr-296/index-tracked-changes.docx
+++ b/pr-preview/pr-296/index-tracked-changes.docx
@@ -16,7 +16,7 @@
       </w:pPr>
       <w:del w:id="1" w:author="PR Preview" w:date="2026-01-01T00:00:00Z">
         <w:r>
-          <w:delText xml:space="preserve">Last modified: 2026-10-20 10:34:33 (PDT)</w:delText>
+          <w:delText xml:space="preserve">Last modified: 2026-10-25 19:48:50 (PDT)</w:delText>
         </w:r>
       </w:del>
     </w:p>
@@ -26,7 +26,7 @@
       </w:pPr>
       <w:ins w:id="2" w:author="PR Preview" w:date="2026-01-01T00:00:00Z">
         <w:r>
-          <w:t xml:space="preserve">Last modified: 2026-10-21 12:10:11 (PDT)</w:t>
+          <w:t xml:space="preserve">Last modified: 2026-10-25 22:11:54 (PDT)</w:t>
         </w:r>
       </w:ins>
     </w:p>
